--- a/public/gallery/examples/account-executive/en/resume.docx
+++ b/public/gallery/examples/account-executive/en/resume.docx
@@ -66,7 +66,7 @@
         </w:rPr>
         <w:t xml:space="preserve">📧 </w:t>
       </w:r>
-      <w:hyperlink w:history="1" r:id="rIdhgrpdmmlmyidnvnpyh1rj">
+      <w:hyperlink w:history="1" r:id="rId23xi4oafxxuuaq6xzyig0">
         <w:r>
           <w:rPr>
             <w:sz w:val="18"/>
@@ -89,7 +89,7 @@
         </w:rPr>
         <w:t xml:space="preserve">🔗 </w:t>
       </w:r>
-      <w:hyperlink w:history="1" r:id="rIdign9zc3xrjzaetuitcip7">
+      <w:hyperlink w:history="1" r:id="rIdgkblw7l8lgedpaamuo6sc">
         <w:r>
           <w:rPr>
             <w:sz w:val="18"/>
@@ -124,7 +124,7 @@
         <w:spacing w:after="200" w:line="276"/>
         <w:jc w:val="center"/>
       </w:pPr>
-      <w:hyperlink w:history="1" r:id="rIdn3qscgdsdegbltis5xvty">
+      <w:hyperlink w:history="1" r:id="rIdvv4gwyjehkqmcrcpiejfs">
         <w:r>
           <w:rPr>
             <w:sz w:val="18"/>
@@ -140,7 +140,7 @@
         </w:rPr>
         <w:t xml:space="preserve"> • </w:t>
       </w:r>
-      <w:hyperlink w:history="1" r:id="rId85ikw01y48img-mewbqol">
+      <w:hyperlink w:history="1" r:id="rIdunsuvms4c6-pb9wbfmw_r">
         <w:r>
           <w:rPr>
             <w:sz w:val="18"/>
@@ -287,7 +287,7 @@
         </w:rPr>
         <w:t xml:space="preserve">	</w:t>
       </w:r>
-      <w:hyperlink w:history="1" r:id="rIdtef8ibpkrbmeyx7uvj9ca">
+      <w:hyperlink w:history="1" r:id="rIdwq9sep8qc88yucr27dt28">
         <w:r>
           <w:rPr>
             <w:sz w:val="18"/>
@@ -450,7 +450,7 @@
         </w:rPr>
         <w:t xml:space="preserve">	</w:t>
       </w:r>
-      <w:hyperlink w:history="1" r:id="rIdn7fo00iioa7ihyuvdek2i">
+      <w:hyperlink w:history="1" r:id="rIdbwr4hklf8dxnvkwcb-guz">
         <w:r>
           <w:rPr>
             <w:sz w:val="18"/>
@@ -613,7 +613,7 @@
         </w:rPr>
         <w:t xml:space="preserve">	</w:t>
       </w:r>
-      <w:hyperlink w:history="1" r:id="rIdht2_be6y_hwxxg06rj8uz">
+      <w:hyperlink w:history="1" r:id="rId1qazvafwrpuzvy7w2xcpm">
         <w:r>
           <w:rPr>
             <w:sz w:val="18"/>
@@ -757,7 +757,7 @@
         </w:rPr>
         <w:t xml:space="preserve">	</w:t>
       </w:r>
-      <w:hyperlink w:history="1" r:id="rId3zncutab6afermizszzvd">
+      <w:hyperlink w:history="1" r:id="rIdcuk07e9geg_xb66vu5xzc">
         <w:r>
           <w:rPr>
             <w:sz w:val="18"/>
@@ -1225,7 +1225,7 @@
         </w:rPr>
         <w:t xml:space="preserve">	</w:t>
       </w:r>
-      <w:hyperlink w:history="1" r:id="rIdiepglosm-vn7e_zkfsrft">
+      <w:hyperlink w:history="1" r:id="rId2w5lesi077racyder5lzx">
         <w:r>
           <w:rPr>
             <w:sz w:val="18"/>
@@ -1291,7 +1291,7 @@
         </w:rPr>
         <w:t xml:space="preserve">	</w:t>
       </w:r>
-      <w:hyperlink w:history="1" r:id="rIdjzggdua1n5-plplixec4u">
+      <w:hyperlink w:history="1" r:id="rIda6nbkynqcobim5ulxzo7w">
         <w:r>
           <w:rPr>
             <w:sz w:val="18"/>
@@ -1376,7 +1376,7 @@
         </w:rPr>
         <w:t xml:space="preserve">	</w:t>
       </w:r>
-      <w:hyperlink w:history="1" r:id="rIdyhd0yiqto7mk5nnsq0vt8">
+      <w:hyperlink w:history="1" r:id="rId9qdkgbo9otkcr6yq3v-il">
         <w:r>
           <w:rPr>
             <w:sz w:val="18"/>
@@ -1518,7 +1518,7 @@
         </w:rPr>
         <w:t xml:space="preserve">	</w:t>
       </w:r>
-      <w:hyperlink w:history="1" r:id="rIdwobmzn6zaw8srx7lbamos">
+      <w:hyperlink w:history="1" r:id="rIdfl6_4syidwuoa8qshhvte">
         <w:r>
           <w:rPr>
             <w:sz w:val="18"/>
@@ -1867,7 +1867,7 @@
         </w:rPr>
         <w:t xml:space="preserve">	</w:t>
       </w:r>
-      <w:hyperlink w:history="1" r:id="rIdfnywpvtbyvyzkraxff4lg">
+      <w:hyperlink w:history="1" r:id="rIdveviajbuiokq-93xhkgap">
         <w:r>
           <w:rPr>
             <w:sz w:val="18"/>
